--- a/Front-SIPROE/public/assets/ConstanciaAsignacion1.docx
+++ b/Front-SIPROE/public/assets/ConstanciaAsignacion1.docx
@@ -1,6 +1,6 @@
 
 <file path=word/document.xml><?xml version="1.0" encoding="utf-8"?>
-<w:document xmlns:wpc="http://schemas.microsoft.com/office/word/2010/wordprocessingCanvas" xmlns:cx="http://schemas.microsoft.com/office/drawing/2014/chartex" xmlns:mc="http://schemas.openxmlformats.org/markup-compatibility/2006" xmlns:o="urn:schemas-microsoft-com:office:office" xmlns:r="http://schemas.openxmlformats.org/officeDocument/2006/relationships" xmlns:m="http://schemas.openxmlformats.org/officeDocument/2006/math" xmlns:v="urn:schemas-microsoft-com:vml" xmlns:wp14="http://schemas.microsoft.com/office/word/2010/wordprocessingDrawing" xmlns:wp="http://schemas.openxmlformats.org/drawingml/2006/wordprocessingDrawing" xmlns:w10="urn:schemas-microsoft-com:office:word" xmlns:w="http://schemas.openxmlformats.org/wordprocessingml/2006/main" xmlns:w14="http://schemas.microsoft.com/office/word/2010/wordml" xmlns:w15="http://schemas.microsoft.com/office/word/2012/wordml" xmlns:w16se="http://schemas.microsoft.com/office/word/2015/wordml/symex" xmlns:wpg="http://schemas.microsoft.com/office/word/2010/wordprocessingGroup" xmlns:wpi="http://schemas.microsoft.com/office/word/2010/wordprocessingInk" xmlns:wne="http://schemas.microsoft.com/office/word/2006/wordml" xmlns:wps="http://schemas.microsoft.com/office/word/2010/wordprocessingShape" mc:Ignorable="w14 w15 w16se wp14">
+<w:document xmlns:wpc="http://schemas.microsoft.com/office/word/2010/wordprocessingCanvas" xmlns:cx="http://schemas.microsoft.com/office/drawing/2014/chartex" xmlns:cx1="http://schemas.microsoft.com/office/drawing/2015/9/8/chartex" xmlns:cx2="http://schemas.microsoft.com/office/drawing/2015/10/21/chartex" xmlns:cx3="http://schemas.microsoft.com/office/drawing/2016/5/9/chartex" xmlns:cx4="http://schemas.microsoft.com/office/drawing/2016/5/10/chartex" xmlns:cx5="http://schemas.microsoft.com/office/drawing/2016/5/11/chartex" xmlns:cx6="http://schemas.microsoft.com/office/drawing/2016/5/12/chartex" xmlns:cx7="http://schemas.microsoft.com/office/drawing/2016/5/13/chartex" xmlns:cx8="http://schemas.microsoft.com/office/drawing/2016/5/14/chartex" xmlns:mc="http://schemas.openxmlformats.org/markup-compatibility/2006" xmlns:aink="http://schemas.microsoft.com/office/drawing/2016/ink" xmlns:am3d="http://schemas.microsoft.com/office/drawing/2017/model3d" xmlns:o="urn:schemas-microsoft-com:office:office" xmlns:oel="http://schemas.microsoft.com/office/2019/extlst" xmlns:r="http://schemas.openxmlformats.org/officeDocument/2006/relationships" xmlns:m="http://schemas.openxmlformats.org/officeDocument/2006/math" xmlns:v="urn:schemas-microsoft-com:vml" xmlns:wp14="http://schemas.microsoft.com/office/word/2010/wordprocessingDrawing" xmlns:wp="http://schemas.openxmlformats.org/drawingml/2006/wordprocessingDrawing" xmlns:w10="urn:schemas-microsoft-com:office:word" xmlns:w="http://schemas.openxmlformats.org/wordprocessingml/2006/main" xmlns:w14="http://schemas.microsoft.com/office/word/2010/wordml" xmlns:w15="http://schemas.microsoft.com/office/word/2012/wordml" xmlns:w16cex="http://schemas.microsoft.com/office/word/2018/wordml/cex" xmlns:w16cid="http://schemas.microsoft.com/office/word/2016/wordml/cid" xmlns:w16="http://schemas.microsoft.com/office/word/2018/wordml" xmlns:w16du="http://schemas.microsoft.com/office/word/2023/wordml/word16du" xmlns:w16sdtdh="http://schemas.microsoft.com/office/word/2020/wordml/sdtdatahash" xmlns:w16sdtfl="http://schemas.microsoft.com/office/word/2024/wordml/sdtformatlock" xmlns:w16se="http://schemas.microsoft.com/office/word/2015/wordml/symex" xmlns:wpg="http://schemas.microsoft.com/office/word/2010/wordprocessingGroup" xmlns:wpi="http://schemas.microsoft.com/office/word/2010/wordprocessingInk" xmlns:wne="http://schemas.microsoft.com/office/word/2006/wordml" xmlns:wps="http://schemas.microsoft.com/office/word/2010/wordprocessingShape" mc:Ignorable="w14 w15 w16se w16cid w16 w16cex w16sdtdh w16sdtfl w16du wp14">
   <w:body>
     <w:p>
       <w:pPr>
@@ -869,8 +869,6 @@
         </w:rPr>
         <w:t>6 - 2027</w:t>
       </w:r>
-      <w:bookmarkStart w:id="0" w:name="_GoBack"/>
-      <w:bookmarkEnd w:id="0"/>
       <w:r>
         <w:rPr>
           <w:rFonts w:ascii="Arial" w:eastAsiaTheme="minorHAnsi" w:hAnsi="Arial" w:cs="Arial"/>
@@ -939,7 +937,7 @@
                 <w:szCs w:val="16"/>
               </w:rPr>
             </w:pPr>
-            <w:bookmarkStart w:id="1" w:name="_Hlk199527421"/>
+            <w:bookmarkStart w:id="0" w:name="_Hlk199527421"/>
             <w:r>
               <w:rPr>
                 <w:rFonts w:asciiTheme="minorHAnsi" w:hAnsiTheme="minorHAnsi" w:cstheme="minorHAnsi"/>
@@ -1158,7 +1156,7 @@
           </w:p>
         </w:tc>
       </w:tr>
-      <w:bookmarkEnd w:id="1"/>
+      <w:bookmarkEnd w:id="0"/>
     </w:tbl>
     <w:p>
       <w:pPr>
@@ -1199,7 +1197,7 @@
           <w:szCs w:val="24"/>
         </w:rPr>
       </w:pPr>
-      <w:bookmarkStart w:id="2" w:name="_Hlk192613318"/>
+      <w:bookmarkStart w:id="1" w:name="_Hlk192613318"/>
       <w:r>
         <w:rPr>
           <w:b/>
@@ -1222,145 +1220,9 @@
       </w:r>
     </w:p>
     <w:p>
-      <w:r>
-        <w:rPr>
-          <w:rFonts w:ascii="Arial" w:eastAsia="Times New Roman" w:hAnsi="Arial" w:cs="Arial"/>
-          <w:noProof/>
-          <w:szCs w:val="24"/>
-          <w:lang w:val="es-MX" w:eastAsia="es-MX"/>
-        </w:rPr>
-        <mc:AlternateContent>
-          <mc:Choice Requires="wps">
-            <w:drawing>
-              <wp:anchor distT="0" distB="0" distL="114300" distR="114300" simplePos="0" relativeHeight="251673600" behindDoc="1" locked="0" layoutInCell="1" allowOverlap="1" wp14:anchorId="097968F9" wp14:editId="3C9AABF3">
-                <wp:simplePos x="0" y="0"/>
-                <wp:positionH relativeFrom="margin">
-                  <wp:posOffset>2272071</wp:posOffset>
-                </wp:positionH>
-                <wp:positionV relativeFrom="paragraph">
-                  <wp:posOffset>276530</wp:posOffset>
-                </wp:positionV>
-                <wp:extent cx="1405255" cy="1214120"/>
-                <wp:effectExtent l="0" t="0" r="23495" b="24130"/>
-                <wp:wrapNone/>
-                <wp:docPr id="1" name="Rectangle 2"/>
-                <wp:cNvGraphicFramePr>
-                  <a:graphicFrameLocks xmlns:a="http://schemas.openxmlformats.org/drawingml/2006/main"/>
-                </wp:cNvGraphicFramePr>
-                <a:graphic xmlns:a="http://schemas.openxmlformats.org/drawingml/2006/main">
-                  <a:graphicData uri="http://schemas.microsoft.com/office/word/2010/wordprocessingShape">
-                    <wps:wsp>
-                      <wps:cNvSpPr>
-                        <a:spLocks noChangeArrowheads="1"/>
-                      </wps:cNvSpPr>
-                      <wps:spPr bwMode="auto">
-                        <a:xfrm>
-                          <a:off x="0" y="0"/>
-                          <a:ext cx="1405255" cy="1214120"/>
-                        </a:xfrm>
-                        <a:prstGeom prst="rect">
-                          <a:avLst/>
-                        </a:prstGeom>
-                        <a:solidFill>
-                          <a:srgbClr val="FFFFFF"/>
-                        </a:solidFill>
-                        <a:ln w="9525">
-                          <a:solidFill>
-                            <a:srgbClr val="000000"/>
-                          </a:solidFill>
-                          <a:miter lim="800000"/>
-                          <a:headEnd/>
-                          <a:tailEnd/>
-                        </a:ln>
-                      </wps:spPr>
-                      <wps:txbx>
-                        <w:txbxContent>
-                          <w:p>
-                            <w:pPr>
-                              <w:jc w:val="center"/>
-                              <w:rPr>
-                                <w:rFonts w:ascii="Arial" w:hAnsi="Arial" w:cs="Arial"/>
-                                <w:sz w:val="20"/>
-                                <w:szCs w:val="20"/>
-                              </w:rPr>
-                            </w:pPr>
-                          </w:p>
-                          <w:p>
-                            <w:pPr>
-                              <w:jc w:val="center"/>
-                              <w:rPr>
-                                <w:rFonts w:ascii="Arial" w:hAnsi="Arial" w:cs="Arial"/>
-                                <w:color w:val="D9D9D9"/>
-                              </w:rPr>
-                            </w:pPr>
-                            <w:r>
-                              <w:rPr>
-                                <w:rFonts w:ascii="Arial" w:hAnsi="Arial" w:cs="Arial"/>
-                                <w:color w:val="D9D9D9"/>
-                                <w:sz w:val="32"/>
-                                <w:szCs w:val="32"/>
-                              </w:rPr>
-                              <w:t>Sello de DD</w:t>
-                            </w:r>
-                          </w:p>
-                        </w:txbxContent>
-                      </wps:txbx>
-                      <wps:bodyPr rot="0" vert="horz" wrap="square" lIns="91440" tIns="45720" rIns="91440" bIns="45720" anchor="t" anchorCtr="0" upright="1">
-                        <a:noAutofit/>
-                      </wps:bodyPr>
-                    </wps:wsp>
-                  </a:graphicData>
-                </a:graphic>
-                <wp14:sizeRelH relativeFrom="page">
-                  <wp14:pctWidth>0</wp14:pctWidth>
-                </wp14:sizeRelH>
-                <wp14:sizeRelV relativeFrom="page">
-                  <wp14:pctHeight>0</wp14:pctHeight>
-                </wp14:sizeRelV>
-              </wp:anchor>
-            </w:drawing>
-          </mc:Choice>
-          <mc:Fallback xmlns:cx1="http://schemas.microsoft.com/office/drawing/2015/9/8/chartex" xmlns:cx2="http://schemas.microsoft.com/office/drawing/2015/10/21/chartex" xmlns:cx3="http://schemas.microsoft.com/office/drawing/2016/5/9/chartex" xmlns:cx4="http://schemas.microsoft.com/office/drawing/2016/5/10/chartex" xmlns:cx5="http://schemas.microsoft.com/office/drawing/2016/5/11/chartex" xmlns:cx6="http://schemas.microsoft.com/office/drawing/2016/5/12/chartex" xmlns:cx7="http://schemas.microsoft.com/office/drawing/2016/5/13/chartex" xmlns:cx8="http://schemas.microsoft.com/office/drawing/2016/5/14/chartex" xmlns:aink="http://schemas.microsoft.com/office/drawing/2016/ink" xmlns:am3d="http://schemas.microsoft.com/office/drawing/2017/model3d" xmlns:oel="http://schemas.microsoft.com/office/2019/extlst" xmlns:w16cex="http://schemas.microsoft.com/office/word/2018/wordml/cex" xmlns:w16cid="http://schemas.microsoft.com/office/word/2016/wordml/cid" xmlns:w16="http://schemas.microsoft.com/office/word/2018/wordml" xmlns:w16du="http://schemas.microsoft.com/office/word/2023/wordml/word16du" xmlns:w16sdtdh="http://schemas.microsoft.com/office/word/2020/wordml/sdtdatahash" xmlns:w16sdtfl="http://schemas.microsoft.com/office/word/2024/wordml/sdtformatlock">
-            <w:pict>
-              <v:rect w14:anchorId="097968F9" id="Rectangle 2" o:spid="_x0000_s1026" style="position:absolute;margin-left:178.9pt;margin-top:21.75pt;width:110.65pt;height:95.6pt;z-index:-251642880;visibility:visible;mso-wrap-style:square;mso-width-percent:0;mso-height-percent:0;mso-wrap-distance-left:9pt;mso-wrap-distance-top:0;mso-wrap-distance-right:9pt;mso-wrap-distance-bottom:0;mso-position-horizontal:absolute;mso-position-horizontal-relative:margin;mso-position-vertical:absolute;mso-position-vertical-relative:text;mso-width-percent:0;mso-height-percent:0;mso-width-relative:page;mso-height-relative:page;v-text-anchor:top" o:gfxdata="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">
-                <v:textbox>
-                  <w:txbxContent>
-                    <w:p>
-                      <w:pPr>
-                        <w:jc w:val="center"/>
-                        <w:rPr>
-                          <w:rFonts w:ascii="Arial" w:hAnsi="Arial" w:cs="Arial"/>
-                          <w:sz w:val="20"/>
-                          <w:szCs w:val="20"/>
-                        </w:rPr>
-                      </w:pPr>
-                    </w:p>
-                    <w:p>
-                      <w:pPr>
-                        <w:jc w:val="center"/>
-                        <w:rPr>
-                          <w:rFonts w:ascii="Arial" w:hAnsi="Arial" w:cs="Arial"/>
-                          <w:color w:val="D9D9D9"/>
-                        </w:rPr>
-                      </w:pPr>
-                      <w:r>
-                        <w:rPr>
-                          <w:rFonts w:ascii="Arial" w:hAnsi="Arial" w:cs="Arial"/>
-                          <w:color w:val="D9D9D9"/>
-                          <w:sz w:val="32"/>
-                          <w:szCs w:val="32"/>
-                        </w:rPr>
-                        <w:t>Sello de DD</w:t>
-                      </w:r>
-                    </w:p>
-                  </w:txbxContent>
-                </v:textbox>
-                <w10:wrap anchorx="margin"/>
-              </v:rect>
-            </w:pict>
-          </mc:Fallback>
-        </mc:AlternateContent>
-      </w:r>
+      <w:pPr>
+        <w:ind w:left="720" w:hanging="720"/>
+      </w:pPr>
     </w:p>
     <w:tbl>
       <w:tblPr>
@@ -1564,25 +1426,7 @@
                 <w:color w:val="404040" w:themeColor="text1" w:themeTint="BF"/>
                 <w:sz w:val="20"/>
               </w:rPr>
-              <w:t xml:space="preserve">Titular de </w:t>
-            </w:r>
-            <w:r>
-              <w:rPr>
-                <w:rFonts w:ascii="Arial"/>
-                <w:bCs/>
-                <w:color w:val="404040" w:themeColor="text1" w:themeTint="BF"/>
-                <w:sz w:val="20"/>
-              </w:rPr>
-              <w:t>Ó</w:t>
-            </w:r>
-            <w:r>
-              <w:rPr>
-                <w:rFonts w:ascii="Arial"/>
-                <w:bCs/>
-                <w:color w:val="404040" w:themeColor="text1" w:themeTint="BF"/>
-                <w:sz w:val="20"/>
-              </w:rPr>
-              <w:t>rgano Desconcentrado</w:t>
+              <w:t>[[titular]]</w:t>
             </w:r>
           </w:p>
           <w:p>
@@ -1778,7 +1622,7 @@
           </w:p>
         </w:tc>
       </w:tr>
-      <w:bookmarkEnd w:id="2"/>
+      <w:bookmarkEnd w:id="1"/>
     </w:tbl>
     <w:p>
       <w:pPr>
@@ -1804,7 +1648,7 @@
 </file>
 
 <file path=word/endnotes.xml><?xml version="1.0" encoding="utf-8"?>
-<w:endnotes xmlns:wpc="http://schemas.microsoft.com/office/word/2010/wordprocessingCanvas" xmlns:cx="http://schemas.microsoft.com/office/drawing/2014/chartex" xmlns:mc="http://schemas.openxmlformats.org/markup-compatibility/2006" xmlns:o="urn:schemas-microsoft-com:office:office" xmlns:r="http://schemas.openxmlformats.org/officeDocument/2006/relationships" xmlns:m="http://schemas.openxmlformats.org/officeDocument/2006/math" xmlns:v="urn:schemas-microsoft-com:vml" xmlns:wp14="http://schemas.microsoft.com/office/word/2010/wordprocessingDrawing" xmlns:wp="http://schemas.openxmlformats.org/drawingml/2006/wordprocessingDrawing" xmlns:w10="urn:schemas-microsoft-com:office:word" xmlns:w="http://schemas.openxmlformats.org/wordprocessingml/2006/main" xmlns:w14="http://schemas.microsoft.com/office/word/2010/wordml" xmlns:w15="http://schemas.microsoft.com/office/word/2012/wordml" xmlns:w16se="http://schemas.microsoft.com/office/word/2015/wordml/symex" xmlns:wpg="http://schemas.microsoft.com/office/word/2010/wordprocessingGroup" xmlns:wpi="http://schemas.microsoft.com/office/word/2010/wordprocessingInk" xmlns:wne="http://schemas.microsoft.com/office/word/2006/wordml" xmlns:wps="http://schemas.microsoft.com/office/word/2010/wordprocessingShape" mc:Ignorable="w14 w15 w16se wp14">
+<w:endnotes xmlns:wpc="http://schemas.microsoft.com/office/word/2010/wordprocessingCanvas" xmlns:cx="http://schemas.microsoft.com/office/drawing/2014/chartex" xmlns:cx1="http://schemas.microsoft.com/office/drawing/2015/9/8/chartex" xmlns:cx2="http://schemas.microsoft.com/office/drawing/2015/10/21/chartex" xmlns:cx3="http://schemas.microsoft.com/office/drawing/2016/5/9/chartex" xmlns:cx4="http://schemas.microsoft.com/office/drawing/2016/5/10/chartex" xmlns:cx5="http://schemas.microsoft.com/office/drawing/2016/5/11/chartex" xmlns:cx6="http://schemas.microsoft.com/office/drawing/2016/5/12/chartex" xmlns:cx7="http://schemas.microsoft.com/office/drawing/2016/5/13/chartex" xmlns:cx8="http://schemas.microsoft.com/office/drawing/2016/5/14/chartex" xmlns:mc="http://schemas.openxmlformats.org/markup-compatibility/2006" xmlns:aink="http://schemas.microsoft.com/office/drawing/2016/ink" xmlns:am3d="http://schemas.microsoft.com/office/drawing/2017/model3d" xmlns:o="urn:schemas-microsoft-com:office:office" xmlns:oel="http://schemas.microsoft.com/office/2019/extlst" xmlns:r="http://schemas.openxmlformats.org/officeDocument/2006/relationships" xmlns:m="http://schemas.openxmlformats.org/officeDocument/2006/math" xmlns:v="urn:schemas-microsoft-com:vml" xmlns:wp14="http://schemas.microsoft.com/office/word/2010/wordprocessingDrawing" xmlns:wp="http://schemas.openxmlformats.org/drawingml/2006/wordprocessingDrawing" xmlns:w10="urn:schemas-microsoft-com:office:word" xmlns:w="http://schemas.openxmlformats.org/wordprocessingml/2006/main" xmlns:w14="http://schemas.microsoft.com/office/word/2010/wordml" xmlns:w15="http://schemas.microsoft.com/office/word/2012/wordml" xmlns:w16cex="http://schemas.microsoft.com/office/word/2018/wordml/cex" xmlns:w16cid="http://schemas.microsoft.com/office/word/2016/wordml/cid" xmlns:w16="http://schemas.microsoft.com/office/word/2018/wordml" xmlns:w16du="http://schemas.microsoft.com/office/word/2023/wordml/word16du" xmlns:w16sdtdh="http://schemas.microsoft.com/office/word/2020/wordml/sdtdatahash" xmlns:w16sdtfl="http://schemas.microsoft.com/office/word/2024/wordml/sdtformatlock" xmlns:w16se="http://schemas.microsoft.com/office/word/2015/wordml/symex" xmlns:wpg="http://schemas.microsoft.com/office/word/2010/wordprocessingGroup" xmlns:wpi="http://schemas.microsoft.com/office/word/2010/wordprocessingInk" xmlns:wne="http://schemas.microsoft.com/office/word/2006/wordml" xmlns:wps="http://schemas.microsoft.com/office/word/2010/wordprocessingShape" mc:Ignorable="w14 w15 w16se w16cid w16 w16cex w16sdtdh w16sdtfl w16du wp14">
   <w:endnote w:type="separator" w:id="-1">
     <w:p>
       <w:r>
@@ -1823,7 +1667,7 @@
 </file>
 
 <file path=word/footer1.xml><?xml version="1.0" encoding="utf-8"?>
-<w:ftr xmlns:wpc="http://schemas.microsoft.com/office/word/2010/wordprocessingCanvas" xmlns:cx="http://schemas.microsoft.com/office/drawing/2014/chartex" xmlns:mc="http://schemas.openxmlformats.org/markup-compatibility/2006" xmlns:o="urn:schemas-microsoft-com:office:office" xmlns:r="http://schemas.openxmlformats.org/officeDocument/2006/relationships" xmlns:m="http://schemas.openxmlformats.org/officeDocument/2006/math" xmlns:v="urn:schemas-microsoft-com:vml" xmlns:wp14="http://schemas.microsoft.com/office/word/2010/wordprocessingDrawing" xmlns:wp="http://schemas.openxmlformats.org/drawingml/2006/wordprocessingDrawing" xmlns:w10="urn:schemas-microsoft-com:office:word" xmlns:w="http://schemas.openxmlformats.org/wordprocessingml/2006/main" xmlns:w14="http://schemas.microsoft.com/office/word/2010/wordml" xmlns:w15="http://schemas.microsoft.com/office/word/2012/wordml" xmlns:w16se="http://schemas.microsoft.com/office/word/2015/wordml/symex" xmlns:wpg="http://schemas.microsoft.com/office/word/2010/wordprocessingGroup" xmlns:wpi="http://schemas.microsoft.com/office/word/2010/wordprocessingInk" xmlns:wne="http://schemas.microsoft.com/office/word/2006/wordml" xmlns:wps="http://schemas.microsoft.com/office/word/2010/wordprocessingShape" mc:Ignorable="w14 w15 w16se wp14">
+<w:ftr xmlns:wpc="http://schemas.microsoft.com/office/word/2010/wordprocessingCanvas" xmlns:cx="http://schemas.microsoft.com/office/drawing/2014/chartex" xmlns:cx1="http://schemas.microsoft.com/office/drawing/2015/9/8/chartex" xmlns:cx2="http://schemas.microsoft.com/office/drawing/2015/10/21/chartex" xmlns:cx3="http://schemas.microsoft.com/office/drawing/2016/5/9/chartex" xmlns:cx4="http://schemas.microsoft.com/office/drawing/2016/5/10/chartex" xmlns:cx5="http://schemas.microsoft.com/office/drawing/2016/5/11/chartex" xmlns:cx6="http://schemas.microsoft.com/office/drawing/2016/5/12/chartex" xmlns:cx7="http://schemas.microsoft.com/office/drawing/2016/5/13/chartex" xmlns:cx8="http://schemas.microsoft.com/office/drawing/2016/5/14/chartex" xmlns:mc="http://schemas.openxmlformats.org/markup-compatibility/2006" xmlns:aink="http://schemas.microsoft.com/office/drawing/2016/ink" xmlns:am3d="http://schemas.microsoft.com/office/drawing/2017/model3d" xmlns:o="urn:schemas-microsoft-com:office:office" xmlns:oel="http://schemas.microsoft.com/office/2019/extlst" xmlns:r="http://schemas.openxmlformats.org/officeDocument/2006/relationships" xmlns:m="http://schemas.openxmlformats.org/officeDocument/2006/math" xmlns:v="urn:schemas-microsoft-com:vml" xmlns:wp14="http://schemas.microsoft.com/office/word/2010/wordprocessingDrawing" xmlns:wp="http://schemas.openxmlformats.org/drawingml/2006/wordprocessingDrawing" xmlns:w10="urn:schemas-microsoft-com:office:word" xmlns:w="http://schemas.openxmlformats.org/wordprocessingml/2006/main" xmlns:w14="http://schemas.microsoft.com/office/word/2010/wordml" xmlns:w15="http://schemas.microsoft.com/office/word/2012/wordml" xmlns:w16cex="http://schemas.microsoft.com/office/word/2018/wordml/cex" xmlns:w16cid="http://schemas.microsoft.com/office/word/2016/wordml/cid" xmlns:w16="http://schemas.microsoft.com/office/word/2018/wordml" xmlns:w16du="http://schemas.microsoft.com/office/word/2023/wordml/word16du" xmlns:w16sdtdh="http://schemas.microsoft.com/office/word/2020/wordml/sdtdatahash" xmlns:w16sdtfl="http://schemas.microsoft.com/office/word/2024/wordml/sdtformatlock" xmlns:w16se="http://schemas.microsoft.com/office/word/2015/wordml/symex" xmlns:wpg="http://schemas.microsoft.com/office/word/2010/wordprocessingGroup" xmlns:wpi="http://schemas.microsoft.com/office/word/2010/wordprocessingInk" xmlns:wne="http://schemas.microsoft.com/office/word/2006/wordml" xmlns:wps="http://schemas.microsoft.com/office/word/2010/wordprocessingShape" mc:Ignorable="w14 w15 w16se w16cid w16 w16cex w16sdtdh w16sdtfl w16du wp14">
   <w:sdt>
     <w:sdtPr>
       <w:id w:val="992837382"/>
@@ -1832,7 +1676,6 @@
         <w:docPartUnique/>
       </w:docPartObj>
     </w:sdtPr>
-    <w:sdtEndPr/>
     <w:sdtContent>
       <w:sdt>
         <w:sdtPr>
@@ -1842,7 +1685,6 @@
             <w:docPartUnique/>
           </w:docPartObj>
         </w:sdtPr>
-        <w:sdtEndPr/>
         <w:sdtContent>
           <w:p>
             <w:pPr>
@@ -1965,7 +1807,7 @@
 </file>
 
 <file path=word/footnotes.xml><?xml version="1.0" encoding="utf-8"?>
-<w:footnotes xmlns:wpc="http://schemas.microsoft.com/office/word/2010/wordprocessingCanvas" xmlns:cx="http://schemas.microsoft.com/office/drawing/2014/chartex" xmlns:mc="http://schemas.openxmlformats.org/markup-compatibility/2006" xmlns:o="urn:schemas-microsoft-com:office:office" xmlns:r="http://schemas.openxmlformats.org/officeDocument/2006/relationships" xmlns:m="http://schemas.openxmlformats.org/officeDocument/2006/math" xmlns:v="urn:schemas-microsoft-com:vml" xmlns:wp14="http://schemas.microsoft.com/office/word/2010/wordprocessingDrawing" xmlns:wp="http://schemas.openxmlformats.org/drawingml/2006/wordprocessingDrawing" xmlns:w10="urn:schemas-microsoft-com:office:word" xmlns:w="http://schemas.openxmlformats.org/wordprocessingml/2006/main" xmlns:w14="http://schemas.microsoft.com/office/word/2010/wordml" xmlns:w15="http://schemas.microsoft.com/office/word/2012/wordml" xmlns:w16se="http://schemas.microsoft.com/office/word/2015/wordml/symex" xmlns:wpg="http://schemas.microsoft.com/office/word/2010/wordprocessingGroup" xmlns:wpi="http://schemas.microsoft.com/office/word/2010/wordprocessingInk" xmlns:wne="http://schemas.microsoft.com/office/word/2006/wordml" xmlns:wps="http://schemas.microsoft.com/office/word/2010/wordprocessingShape" mc:Ignorable="w14 w15 w16se wp14">
+<w:footnotes xmlns:wpc="http://schemas.microsoft.com/office/word/2010/wordprocessingCanvas" xmlns:cx="http://schemas.microsoft.com/office/drawing/2014/chartex" xmlns:cx1="http://schemas.microsoft.com/office/drawing/2015/9/8/chartex" xmlns:cx2="http://schemas.microsoft.com/office/drawing/2015/10/21/chartex" xmlns:cx3="http://schemas.microsoft.com/office/drawing/2016/5/9/chartex" xmlns:cx4="http://schemas.microsoft.com/office/drawing/2016/5/10/chartex" xmlns:cx5="http://schemas.microsoft.com/office/drawing/2016/5/11/chartex" xmlns:cx6="http://schemas.microsoft.com/office/drawing/2016/5/12/chartex" xmlns:cx7="http://schemas.microsoft.com/office/drawing/2016/5/13/chartex" xmlns:cx8="http://schemas.microsoft.com/office/drawing/2016/5/14/chartex" xmlns:mc="http://schemas.openxmlformats.org/markup-compatibility/2006" xmlns:aink="http://schemas.microsoft.com/office/drawing/2016/ink" xmlns:am3d="http://schemas.microsoft.com/office/drawing/2017/model3d" xmlns:o="urn:schemas-microsoft-com:office:office" xmlns:oel="http://schemas.microsoft.com/office/2019/extlst" xmlns:r="http://schemas.openxmlformats.org/officeDocument/2006/relationships" xmlns:m="http://schemas.openxmlformats.org/officeDocument/2006/math" xmlns:v="urn:schemas-microsoft-com:vml" xmlns:wp14="http://schemas.microsoft.com/office/word/2010/wordprocessingDrawing" xmlns:wp="http://schemas.openxmlformats.org/drawingml/2006/wordprocessingDrawing" xmlns:w10="urn:schemas-microsoft-com:office:word" xmlns:w="http://schemas.openxmlformats.org/wordprocessingml/2006/main" xmlns:w14="http://schemas.microsoft.com/office/word/2010/wordml" xmlns:w15="http://schemas.microsoft.com/office/word/2012/wordml" xmlns:w16cex="http://schemas.microsoft.com/office/word/2018/wordml/cex" xmlns:w16cid="http://schemas.microsoft.com/office/word/2016/wordml/cid" xmlns:w16="http://schemas.microsoft.com/office/word/2018/wordml" xmlns:w16du="http://schemas.microsoft.com/office/word/2023/wordml/word16du" xmlns:w16sdtdh="http://schemas.microsoft.com/office/word/2020/wordml/sdtdatahash" xmlns:w16sdtfl="http://schemas.microsoft.com/office/word/2024/wordml/sdtformatlock" xmlns:w16se="http://schemas.microsoft.com/office/word/2015/wordml/symex" xmlns:wpg="http://schemas.microsoft.com/office/word/2010/wordprocessingGroup" xmlns:wpi="http://schemas.microsoft.com/office/word/2010/wordprocessingInk" xmlns:wne="http://schemas.microsoft.com/office/word/2006/wordml" xmlns:wps="http://schemas.microsoft.com/office/word/2010/wordprocessingShape" mc:Ignorable="w14 w15 w16se w16cid w16 w16cex w16sdtdh w16sdtfl w16du wp14">
   <w:footnote w:type="separator" w:id="-1">
     <w:p>
       <w:r>
@@ -1984,7 +1826,7 @@
 </file>
 
 <file path=word/header1.xml><?xml version="1.0" encoding="utf-8"?>
-<w:hdr xmlns:wpc="http://schemas.microsoft.com/office/word/2010/wordprocessingCanvas" xmlns:cx="http://schemas.microsoft.com/office/drawing/2014/chartex" xmlns:mc="http://schemas.openxmlformats.org/markup-compatibility/2006" xmlns:o="urn:schemas-microsoft-com:office:office" xmlns:r="http://schemas.openxmlformats.org/officeDocument/2006/relationships" xmlns:m="http://schemas.openxmlformats.org/officeDocument/2006/math" xmlns:v="urn:schemas-microsoft-com:vml" xmlns:wp14="http://schemas.microsoft.com/office/word/2010/wordprocessingDrawing" xmlns:wp="http://schemas.openxmlformats.org/drawingml/2006/wordprocessingDrawing" xmlns:w10="urn:schemas-microsoft-com:office:word" xmlns:w="http://schemas.openxmlformats.org/wordprocessingml/2006/main" xmlns:w14="http://schemas.microsoft.com/office/word/2010/wordml" xmlns:w15="http://schemas.microsoft.com/office/word/2012/wordml" xmlns:w16se="http://schemas.microsoft.com/office/word/2015/wordml/symex" xmlns:wpg="http://schemas.microsoft.com/office/word/2010/wordprocessingGroup" xmlns:wpi="http://schemas.microsoft.com/office/word/2010/wordprocessingInk" xmlns:wne="http://schemas.microsoft.com/office/word/2006/wordml" xmlns:wps="http://schemas.microsoft.com/office/word/2010/wordprocessingShape" mc:Ignorable="w14 w15 w16se wp14">
+<w:hdr xmlns:wpc="http://schemas.microsoft.com/office/word/2010/wordprocessingCanvas" xmlns:cx="http://schemas.microsoft.com/office/drawing/2014/chartex" xmlns:cx1="http://schemas.microsoft.com/office/drawing/2015/9/8/chartex" xmlns:cx2="http://schemas.microsoft.com/office/drawing/2015/10/21/chartex" xmlns:cx3="http://schemas.microsoft.com/office/drawing/2016/5/9/chartex" xmlns:cx4="http://schemas.microsoft.com/office/drawing/2016/5/10/chartex" xmlns:cx5="http://schemas.microsoft.com/office/drawing/2016/5/11/chartex" xmlns:cx6="http://schemas.microsoft.com/office/drawing/2016/5/12/chartex" xmlns:cx7="http://schemas.microsoft.com/office/drawing/2016/5/13/chartex" xmlns:cx8="http://schemas.microsoft.com/office/drawing/2016/5/14/chartex" xmlns:mc="http://schemas.openxmlformats.org/markup-compatibility/2006" xmlns:aink="http://schemas.microsoft.com/office/drawing/2016/ink" xmlns:am3d="http://schemas.microsoft.com/office/drawing/2017/model3d" xmlns:o="urn:schemas-microsoft-com:office:office" xmlns:oel="http://schemas.microsoft.com/office/2019/extlst" xmlns:r="http://schemas.openxmlformats.org/officeDocument/2006/relationships" xmlns:m="http://schemas.openxmlformats.org/officeDocument/2006/math" xmlns:v="urn:schemas-microsoft-com:vml" xmlns:wp14="http://schemas.microsoft.com/office/word/2010/wordprocessingDrawing" xmlns:wp="http://schemas.openxmlformats.org/drawingml/2006/wordprocessingDrawing" xmlns:w10="urn:schemas-microsoft-com:office:word" xmlns:w="http://schemas.openxmlformats.org/wordprocessingml/2006/main" xmlns:w14="http://schemas.microsoft.com/office/word/2010/wordml" xmlns:w15="http://schemas.microsoft.com/office/word/2012/wordml" xmlns:w16cex="http://schemas.microsoft.com/office/word/2018/wordml/cex" xmlns:w16cid="http://schemas.microsoft.com/office/word/2016/wordml/cid" xmlns:w16="http://schemas.microsoft.com/office/word/2018/wordml" xmlns:w16du="http://schemas.microsoft.com/office/word/2023/wordml/word16du" xmlns:w16sdtdh="http://schemas.microsoft.com/office/word/2020/wordml/sdtdatahash" xmlns:w16sdtfl="http://schemas.microsoft.com/office/word/2024/wordml/sdtformatlock" xmlns:w16se="http://schemas.microsoft.com/office/word/2015/wordml/symex" xmlns:wpg="http://schemas.microsoft.com/office/word/2010/wordprocessingGroup" xmlns:wpi="http://schemas.microsoft.com/office/word/2010/wordprocessingInk" xmlns:wne="http://schemas.microsoft.com/office/word/2006/wordml" xmlns:wps="http://schemas.microsoft.com/office/word/2010/wordprocessingShape" mc:Ignorable="w14 w15 w16se w16cid w16 w16cex w16sdtdh w16sdtfl w16du wp14">
   <w:p>
     <w:pPr>
       <w:pStyle w:val="Textoindependiente"/>
@@ -2187,7 +2029,7 @@
               <v:stroke joinstyle="miter"/>
               <v:path gradientshapeok="t" o:connecttype="rect"/>
             </v:shapetype>
-            <v:shape id="Text Box 18" o:spid="_x0000_s1027" type="#_x0000_t202" style="position:absolute;margin-left:86pt;margin-top:30pt;width:451.5pt;height:48pt;z-index:-251656192;visibility:visible;mso-wrap-style:square;mso-width-percent:0;mso-height-percent:0;mso-wrap-distance-left:9pt;mso-wrap-distance-top:0;mso-wrap-distance-right:9pt;mso-wrap-distance-bottom:0;mso-position-horizontal:absolute;mso-position-horizontal-relative:page;mso-position-vertical:absolute;mso-position-vertical-relative:page;mso-width-percent:0;mso-height-percent:0;mso-width-relative:page;mso-height-relative:page;v-text-anchor:top" o:gfxdata="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" filled="f" stroked="f">
+            <v:shape id="Text Box 18" o:spid="_x0000_s1026" type="#_x0000_t202" style="position:absolute;margin-left:86pt;margin-top:30pt;width:451.5pt;height:48pt;z-index:-251656192;visibility:visible;mso-wrap-style:square;mso-width-percent:0;mso-height-percent:0;mso-wrap-distance-left:9pt;mso-wrap-distance-top:0;mso-wrap-distance-right:9pt;mso-wrap-distance-bottom:0;mso-position-horizontal:absolute;mso-position-horizontal-relative:page;mso-position-vertical:absolute;mso-position-vertical-relative:page;mso-width-percent:0;mso-height-percent:0;mso-width-relative:page;mso-height-relative:page;v-text-anchor:top" o:gfxdata="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" filled="f" stroked="f">
               <v:textbox inset="0,0,0,0">
                 <w:txbxContent>
                   <w:p>
@@ -2388,7 +2230,7 @@
 </file>
 
 <file path=word/numbering.xml><?xml version="1.0" encoding="utf-8"?>
-<w:numbering xmlns:wpc="http://schemas.microsoft.com/office/word/2010/wordprocessingCanvas" xmlns:cx="http://schemas.microsoft.com/office/drawing/2014/chartex" xmlns:mc="http://schemas.openxmlformats.org/markup-compatibility/2006" xmlns:o="urn:schemas-microsoft-com:office:office" xmlns:r="http://schemas.openxmlformats.org/officeDocument/2006/relationships" xmlns:m="http://schemas.openxmlformats.org/officeDocument/2006/math" xmlns:v="urn:schemas-microsoft-com:vml" xmlns:wp14="http://schemas.microsoft.com/office/word/2010/wordprocessingDrawing" xmlns:wp="http://schemas.openxmlformats.org/drawingml/2006/wordprocessingDrawing" xmlns:w10="urn:schemas-microsoft-com:office:word" xmlns:w="http://schemas.openxmlformats.org/wordprocessingml/2006/main" xmlns:w14="http://schemas.microsoft.com/office/word/2010/wordml" xmlns:w15="http://schemas.microsoft.com/office/word/2012/wordml" xmlns:w16se="http://schemas.microsoft.com/office/word/2015/wordml/symex" xmlns:wpg="http://schemas.microsoft.com/office/word/2010/wordprocessingGroup" xmlns:wpi="http://schemas.microsoft.com/office/word/2010/wordprocessingInk" xmlns:wne="http://schemas.microsoft.com/office/word/2006/wordml" xmlns:wps="http://schemas.microsoft.com/office/word/2010/wordprocessingShape" mc:Ignorable="w14 w15 w16se wp14">
+<w:numbering xmlns:wpc="http://schemas.microsoft.com/office/word/2010/wordprocessingCanvas" xmlns:cx="http://schemas.microsoft.com/office/drawing/2014/chartex" xmlns:cx1="http://schemas.microsoft.com/office/drawing/2015/9/8/chartex" xmlns:cx2="http://schemas.microsoft.com/office/drawing/2015/10/21/chartex" xmlns:cx3="http://schemas.microsoft.com/office/drawing/2016/5/9/chartex" xmlns:cx4="http://schemas.microsoft.com/office/drawing/2016/5/10/chartex" xmlns:cx5="http://schemas.microsoft.com/office/drawing/2016/5/11/chartex" xmlns:cx6="http://schemas.microsoft.com/office/drawing/2016/5/12/chartex" xmlns:cx7="http://schemas.microsoft.com/office/drawing/2016/5/13/chartex" xmlns:cx8="http://schemas.microsoft.com/office/drawing/2016/5/14/chartex" xmlns:mc="http://schemas.openxmlformats.org/markup-compatibility/2006" xmlns:aink="http://schemas.microsoft.com/office/drawing/2016/ink" xmlns:am3d="http://schemas.microsoft.com/office/drawing/2017/model3d" xmlns:o="urn:schemas-microsoft-com:office:office" xmlns:oel="http://schemas.microsoft.com/office/2019/extlst" xmlns:r="http://schemas.openxmlformats.org/officeDocument/2006/relationships" xmlns:m="http://schemas.openxmlformats.org/officeDocument/2006/math" xmlns:v="urn:schemas-microsoft-com:vml" xmlns:wp14="http://schemas.microsoft.com/office/word/2010/wordprocessingDrawing" xmlns:wp="http://schemas.openxmlformats.org/drawingml/2006/wordprocessingDrawing" xmlns:w10="urn:schemas-microsoft-com:office:word" xmlns:w="http://schemas.openxmlformats.org/wordprocessingml/2006/main" xmlns:w14="http://schemas.microsoft.com/office/word/2010/wordml" xmlns:w15="http://schemas.microsoft.com/office/word/2012/wordml" xmlns:w16cex="http://schemas.microsoft.com/office/word/2018/wordml/cex" xmlns:w16cid="http://schemas.microsoft.com/office/word/2016/wordml/cid" xmlns:w16="http://schemas.microsoft.com/office/word/2018/wordml" xmlns:w16du="http://schemas.microsoft.com/office/word/2023/wordml/word16du" xmlns:w16sdtdh="http://schemas.microsoft.com/office/word/2020/wordml/sdtdatahash" xmlns:w16sdtfl="http://schemas.microsoft.com/office/word/2024/wordml/sdtformatlock" xmlns:w16se="http://schemas.microsoft.com/office/word/2015/wordml/symex" xmlns:wpg="http://schemas.microsoft.com/office/word/2010/wordprocessingGroup" xmlns:wpi="http://schemas.microsoft.com/office/word/2010/wordprocessingInk" xmlns:wne="http://schemas.microsoft.com/office/word/2006/wordml" xmlns:wps="http://schemas.microsoft.com/office/word/2010/wordprocessingShape" mc:Ignorable="w14 w15 w16se w16cid w16 w16cex w16sdtdh w16sdtfl w16du wp14">
   <w:abstractNum w:abstractNumId="0" w15:restartNumberingAfterBreak="0">
     <w:nsid w:val="120C7835"/>
     <w:multiLevelType w:val="hybridMultilevel"/>
@@ -3460,38 +3302,38 @@
       </w:rPr>
     </w:lvl>
   </w:abstractNum>
-  <w:num w:numId="1">
+  <w:num w:numId="1" w16cid:durableId="1754667449">
     <w:abstractNumId w:val="8"/>
   </w:num>
-  <w:num w:numId="2">
+  <w:num w:numId="2" w16cid:durableId="299766415">
     <w:abstractNumId w:val="5"/>
   </w:num>
-  <w:num w:numId="3">
+  <w:num w:numId="3" w16cid:durableId="2043900805">
     <w:abstractNumId w:val="7"/>
   </w:num>
-  <w:num w:numId="4">
+  <w:num w:numId="4" w16cid:durableId="401874544">
     <w:abstractNumId w:val="2"/>
   </w:num>
-  <w:num w:numId="5">
+  <w:num w:numId="5" w16cid:durableId="2025595383">
     <w:abstractNumId w:val="3"/>
   </w:num>
-  <w:num w:numId="6">
+  <w:num w:numId="6" w16cid:durableId="211773586">
     <w:abstractNumId w:val="0"/>
   </w:num>
-  <w:num w:numId="7">
+  <w:num w:numId="7" w16cid:durableId="1532572191">
     <w:abstractNumId w:val="4"/>
   </w:num>
-  <w:num w:numId="8">
+  <w:num w:numId="8" w16cid:durableId="455760040">
     <w:abstractNumId w:val="1"/>
   </w:num>
-  <w:num w:numId="9">
+  <w:num w:numId="9" w16cid:durableId="674236058">
     <w:abstractNumId w:val="6"/>
   </w:num>
 </w:numbering>
 </file>
 
 <file path=word/styles.xml><?xml version="1.0" encoding="utf-8"?>
-<w:styles xmlns:mc="http://schemas.openxmlformats.org/markup-compatibility/2006" xmlns:r="http://schemas.openxmlformats.org/officeDocument/2006/relationships" xmlns:w="http://schemas.openxmlformats.org/wordprocessingml/2006/main" xmlns:w14="http://schemas.microsoft.com/office/word/2010/wordml" xmlns:w15="http://schemas.microsoft.com/office/word/2012/wordml" xmlns:w16se="http://schemas.microsoft.com/office/word/2015/wordml/symex" mc:Ignorable="w14 w15 w16se">
+<w:styles xmlns:mc="http://schemas.openxmlformats.org/markup-compatibility/2006" xmlns:r="http://schemas.openxmlformats.org/officeDocument/2006/relationships" xmlns:w="http://schemas.openxmlformats.org/wordprocessingml/2006/main" xmlns:w14="http://schemas.microsoft.com/office/word/2010/wordml" xmlns:w15="http://schemas.microsoft.com/office/word/2012/wordml" xmlns:w16cex="http://schemas.microsoft.com/office/word/2018/wordml/cex" xmlns:w16cid="http://schemas.microsoft.com/office/word/2016/wordml/cid" xmlns:w16="http://schemas.microsoft.com/office/word/2018/wordml" xmlns:w16du="http://schemas.microsoft.com/office/word/2023/wordml/word16du" xmlns:w16sdtdh="http://schemas.microsoft.com/office/word/2020/wordml/sdtdatahash" xmlns:w16sdtfl="http://schemas.microsoft.com/office/word/2024/wordml/sdtformatlock" xmlns:w16se="http://schemas.microsoft.com/office/word/2015/wordml/symex" mc:Ignorable="w14 w15 w16se w16cid w16 w16cex w16sdtdh w16sdtfl w16du">
   <w:docDefaults>
     <w:rPrDefault>
       <w:rPr>
@@ -3509,7 +3351,7 @@
       </w:pPr>
     </w:pPrDefault>
   </w:docDefaults>
-  <w:latentStyles w:defLockedState="0" w:defUIPriority="99" w:defSemiHidden="0" w:defUnhideWhenUsed="0" w:defQFormat="0" w:count="371">
+  <w:latentStyles w:defLockedState="0" w:defUIPriority="99" w:defSemiHidden="0" w:defUnhideWhenUsed="0" w:defQFormat="0" w:count="376">
     <w:lsdException w:name="Normal" w:uiPriority="0" w:qFormat="1"/>
     <w:lsdException w:name="heading 1" w:uiPriority="9" w:qFormat="1"/>
     <w:lsdException w:name="heading 2" w:semiHidden="1" w:uiPriority="9" w:unhideWhenUsed="1" w:qFormat="1"/>
@@ -3881,6 +3723,11 @@
     <w:lsdException w:name="List Table 5 Dark Accent 6" w:uiPriority="50"/>
     <w:lsdException w:name="List Table 6 Colorful Accent 6" w:uiPriority="51"/>
     <w:lsdException w:name="List Table 7 Colorful Accent 6" w:uiPriority="52"/>
+    <w:lsdException w:name="Mention" w:semiHidden="1" w:unhideWhenUsed="1"/>
+    <w:lsdException w:name="Smart Hyperlink" w:semiHidden="1" w:unhideWhenUsed="1"/>
+    <w:lsdException w:name="Hashtag" w:semiHidden="1" w:unhideWhenUsed="1"/>
+    <w:lsdException w:name="Unresolved Mention" w:semiHidden="1" w:unhideWhenUsed="1"/>
+    <w:lsdException w:name="Smart Link" w:semiHidden="1" w:unhideWhenUsed="1"/>
   </w:latentStyles>
   <w:style w:type="paragraph" w:default="1" w:styleId="Normal">
     <w:name w:val="Normal"/>
@@ -3910,7 +3757,6 @@
   <w:style w:type="character" w:default="1" w:styleId="Fuentedeprrafopredeter">
     <w:name w:val="Default Paragraph Font"/>
     <w:uiPriority w:val="1"/>
-    <w:semiHidden/>
     <w:unhideWhenUsed/>
   </w:style>
   <w:style w:type="table" w:default="1" w:styleId="Tablanormal">
